--- a/INFORMATION_EXPOSED_EVEN_WITH_PRIVACY_MODE.docx
+++ b/INFORMATION_EXPOSED_EVEN_WITH_PRIVACY_MODE.docx
@@ -1,6 +1,6 @@
 
 <file path=word/document.xml><?xml version="1.0" encoding="utf-8"?>
-<w:document xmlns:wpc="http://schemas.microsoft.com/office/word/2010/wordprocessingCanvas" xmlns:cx="http://schemas.microsoft.com/office/drawing/2014/chartex" xmlns:cx1="http://schemas.microsoft.com/office/drawing/2015/9/8/chartex" xmlns:cx2="http://schemas.microsoft.com/office/drawing/2015/10/21/chartex" xmlns:cx3="http://schemas.microsoft.com/office/drawing/2016/5/9/chartex" xmlns:cx4="http://schemas.microsoft.com/office/drawing/2016/5/10/chartex" xmlns:cx5="http://schemas.microsoft.com/office/drawing/2016/5/11/chartex" xmlns:cx6="http://schemas.microsoft.com/office/drawing/2016/5/12/chartex" xmlns:cx7="http://schemas.microsoft.com/office/drawing/2016/5/13/chartex" xmlns:cx8="http://schemas.microsoft.com/office/drawing/2016/5/14/chartex" xmlns:mc="http://schemas.openxmlformats.org/markup-compatibility/2006" xmlns:aink="http://schemas.microsoft.com/office/drawing/2016/ink" xmlns:am3d="http://schemas.microsoft.com/office/drawing/2017/model3d" xmlns:o="urn:schemas-microsoft-com:office:office" xmlns:r="http://schemas.openxmlformats.org/officeDocument/2006/relationships" xmlns:m="http://schemas.openxmlformats.org/officeDocument/2006/math" xmlns:v="urn:schemas-microsoft-com:vml" xmlns:wp14="http://schemas.microsoft.com/office/word/2010/wordprocessingDrawing" xmlns:wp="http://schemas.openxmlformats.org/drawingml/2006/wordprocessingDrawing" xmlns:w10="urn:schemas-microsoft-com:office:word" xmlns:w="http://schemas.openxmlformats.org/wordprocessingml/2006/main" xmlns:w14="http://schemas.microsoft.com/office/word/2010/wordml" xmlns:w15="http://schemas.microsoft.com/office/word/2012/wordml" xmlns:w16cid="http://schemas.microsoft.com/office/word/2016/wordml/cid" xmlns:w16se="http://schemas.microsoft.com/office/word/2015/wordml/symex" xmlns:wpg="http://schemas.microsoft.com/office/word/2010/wordprocessingGroup" xmlns:wpi="http://schemas.microsoft.com/office/word/2010/wordprocessingInk" xmlns:wne="http://schemas.microsoft.com/office/word/2006/wordml" xmlns:wps="http://schemas.microsoft.com/office/word/2010/wordprocessingShape" mc:Ignorable="w14 w15 w16se w16cid wp14">
+<w:document xmlns:wpc="http://schemas.microsoft.com/office/word/2010/wordprocessingCanvas" xmlns:cx="http://schemas.microsoft.com/office/drawing/2014/chartex" xmlns:cx1="http://schemas.microsoft.com/office/drawing/2015/9/8/chartex" xmlns:cx2="http://schemas.microsoft.com/office/drawing/2015/10/21/chartex" xmlns:cx3="http://schemas.microsoft.com/office/drawing/2016/5/9/chartex" xmlns:cx4="http://schemas.microsoft.com/office/drawing/2016/5/10/chartex" xmlns:cx5="http://schemas.microsoft.com/office/drawing/2016/5/11/chartex" xmlns:cx6="http://schemas.microsoft.com/office/drawing/2016/5/12/chartex" xmlns:cx7="http://schemas.microsoft.com/office/drawing/2016/5/13/chartex" xmlns:cx8="http://schemas.microsoft.com/office/drawing/2016/5/14/chartex" xmlns:mc="http://schemas.openxmlformats.org/markup-compatibility/2006" xmlns:aink="http://schemas.microsoft.com/office/drawing/2016/ink" xmlns:am3d="http://schemas.microsoft.com/office/drawing/2017/model3d" xmlns:o="urn:schemas-microsoft-com:office:office" xmlns:r="http://schemas.openxmlformats.org/officeDocument/2006/relationships" xmlns:m="http://schemas.openxmlformats.org/officeDocument/2006/math" xmlns:v="urn:schemas-microsoft-com:vml" xmlns:wp14="http://schemas.microsoft.com/office/word/2010/wordprocessingDrawing" xmlns:wp="http://schemas.openxmlformats.org/drawingml/2006/wordprocessingDrawing" xmlns:w10="urn:schemas-microsoft-com:office:word" xmlns:w="http://schemas.openxmlformats.org/wordprocessingml/2006/main" xmlns:w14="http://schemas.microsoft.com/office/word/2010/wordml" xmlns:w15="http://schemas.microsoft.com/office/word/2012/wordml" xmlns:w16cex="http://schemas.microsoft.com/office/word/2018/wordml/cex" xmlns:w16cid="http://schemas.microsoft.com/office/word/2016/wordml/cid" xmlns:w16="http://schemas.microsoft.com/office/word/2018/wordml" xmlns:w16se="http://schemas.microsoft.com/office/word/2015/wordml/symex" xmlns:wpg="http://schemas.microsoft.com/office/word/2010/wordprocessingGroup" xmlns:wpi="http://schemas.microsoft.com/office/word/2010/wordprocessingInk" xmlns:wne="http://schemas.microsoft.com/office/word/2006/wordml" xmlns:wps="http://schemas.microsoft.com/office/word/2010/wordprocessingShape" mc:Ignorable="w14 w15 w16se w16cid w16 w16cex wp14">
   <w:body>
     <w:p>
       <w:pPr>
@@ -8,13 +8,63 @@
         <w:spacing w:before="0" w:after="120"/>
       </w:pPr>
       <w:r>
+        <w:rPr>
+          <w:noProof/>
+        </w:rPr>
+        <w:drawing>
+          <wp:inline distT="0" distB="0" distL="0" distR="0" wp14:anchorId="58C2F870" wp14:editId="4AC1C9E3">
+            <wp:extent cx="4695825" cy="4391025"/>
+            <wp:effectExtent l="0" t="0" r="9525" b="9525"/>
+            <wp:docPr id="1" name="Picture 1"/>
+            <wp:cNvGraphicFramePr>
+              <a:graphicFrameLocks xmlns:a="http://schemas.openxmlformats.org/drawingml/2006/main" noChangeAspect="1"/>
+            </wp:cNvGraphicFramePr>
+            <a:graphic xmlns:a="http://schemas.openxmlformats.org/drawingml/2006/main">
+              <a:graphicData uri="http://schemas.openxmlformats.org/drawingml/2006/picture">
+                <pic:pic xmlns:pic="http://schemas.openxmlformats.org/drawingml/2006/picture">
+                  <pic:nvPicPr>
+                    <pic:cNvPr id="1" name=""/>
+                    <pic:cNvPicPr/>
+                  </pic:nvPicPr>
+                  <pic:blipFill>
+                    <a:blip r:embed="rId6"/>
+                    <a:stretch>
+                      <a:fillRect/>
+                    </a:stretch>
+                  </pic:blipFill>
+                  <pic:spPr>
+                    <a:xfrm>
+                      <a:off x="0" y="0"/>
+                      <a:ext cx="4695825" cy="4391025"/>
+                    </a:xfrm>
+                    <a:prstGeom prst="rect">
+                      <a:avLst/>
+                    </a:prstGeom>
+                  </pic:spPr>
+                </pic:pic>
+              </a:graphicData>
+            </a:graphic>
+          </wp:inline>
+        </w:drawing>
+      </w:r>
+    </w:p>
+    <w:p>
+      <w:pPr>
+        <w:pStyle w:val="Heading1"/>
+        <w:spacing w:before="0" w:after="120"/>
+      </w:pPr>
+    </w:p>
+    <w:p>
+      <w:pPr>
+        <w:pStyle w:val="Heading1"/>
+        <w:spacing w:before="0" w:after="120"/>
+      </w:pPr>
+      <w:r>
         <w:t xml:space="preserve">Information Exposed </w:t>
       </w:r>
-      <w:proofErr w:type="gramStart"/>
-      <w:r>
-        <w:t>With</w:t>
-      </w:r>
-      <w:proofErr w:type="gramEnd"/>
+      <w:r>
+        <w:t>with</w:t>
+      </w:r>
       <w:r>
         <w:t xml:space="preserve"> Privacy Mode Enabled</w:t>
       </w:r>
@@ -27,10 +77,20 @@
         <w:t>Purpose:</w:t>
       </w:r>
       <w:r>
-        <w:t xml:space="preserve"> Assess what information would be visible/compromised with</w:t>
-      </w:r>
-      <w:r>
-        <w:t xml:space="preserve"> Privacy Mode</w:t>
+        <w:t xml:space="preserve"> Assess what information would be visible/compromised with Privacy Mode</w:t>
+      </w:r>
+      <w:r>
+        <w:t xml:space="preserve"> enabled</w:t>
+      </w:r>
+    </w:p>
+    <w:p/>
+    <w:p>
+      <w:pPr>
+        <w:pStyle w:val="Heading2"/>
+        <w:spacing w:before="0" w:after="80"/>
+      </w:pPr>
+      <w:r>
+        <w:t>IMPORTANT DISTINCTION</w:t>
       </w:r>
     </w:p>
     <w:p>
@@ -38,59 +98,23 @@
         <w:rPr>
           <w:b/>
         </w:rPr>
-        <w:t>Scenario:</w:t>
-      </w:r>
-      <w:r>
-        <w:t xml:space="preserve"> </w:t>
-      </w:r>
-      <w:r>
-        <w:t>Privacy Mode was ON during all conversations</w:t>
-      </w:r>
-    </w:p>
-    <w:p/>
-    <w:p>
-      <w:pPr>
-        <w:pStyle w:val="Heading2"/>
-        <w:spacing w:before="0" w:after="80"/>
-      </w:pPr>
-      <w:r>
-        <w:t>IMPORTANT DISTINCTION</w:t>
-      </w:r>
-    </w:p>
-    <w:p>
-      <w:r>
-        <w:rPr>
-          <w:b/>
-        </w:rPr>
-        <w:t xml:space="preserve">Privacy Mode </w:t>
-      </w:r>
-      <w:r>
-        <w:rPr>
-          <w:b/>
-        </w:rPr>
-        <w:t>protects:</w:t>
-      </w:r>
-    </w:p>
-    <w:p>
-      <w:pPr>
-        <w:pStyle w:val="ListBullet"/>
-      </w:pPr>
-      <w:r>
-        <w:t>✅</w:t>
-      </w:r>
-      <w:r>
-        <w:t xml:space="preserve"> Code and conversation data from being stored/used for training</w:t>
-      </w:r>
-    </w:p>
-    <w:p>
-      <w:pPr>
-        <w:pStyle w:val="ListBullet"/>
-      </w:pPr>
-      <w:r>
-        <w:t>✅</w:t>
-      </w:r>
-      <w:r>
-        <w:t xml:space="preserve"> Prevents data collection for service improvement</w:t>
+        <w:t>Privacy Mode protects:</w:t>
+      </w:r>
+    </w:p>
+    <w:p>
+      <w:pPr>
+        <w:pStyle w:val="ListBullet"/>
+      </w:pPr>
+      <w:r>
+        <w:t>✅ Code and conversation data from being stored/used for training</w:t>
+      </w:r>
+    </w:p>
+    <w:p>
+      <w:pPr>
+        <w:pStyle w:val="ListBullet"/>
+      </w:pPr>
+      <w:r>
+        <w:t>✅ Prevents data collection for service improvement</w:t>
       </w:r>
     </w:p>
     <w:p>
@@ -106,35 +130,23 @@
         <w:pStyle w:val="ListBullet"/>
       </w:pPr>
       <w:r>
-        <w:t>❌</w:t>
-      </w:r>
-      <w:r>
-        <w:t xml:space="preserve"> Information visible in the conversation itself (file paths, code, document names)</w:t>
-      </w:r>
-    </w:p>
-    <w:p>
-      <w:pPr>
-        <w:pStyle w:val="ListBullet"/>
-      </w:pPr>
-      <w:r>
-        <w:t>❌</w:t>
-      </w:r>
-      <w:r>
-        <w:t xml:space="preserve"> Metadata and </w:t>
-      </w:r>
-      <w:r>
-        <w:t>structural information</w:t>
-      </w:r>
-    </w:p>
-    <w:p>
-      <w:pPr>
-        <w:pStyle w:val="ListBullet"/>
-      </w:pPr>
-      <w:r>
-        <w:t>❌</w:t>
-      </w:r>
-      <w:r>
-        <w:t xml:space="preserve"> Information that becomes part of the conversation transcript</w:t>
+        <w:t>❌ Information visible in the conversation itself (file paths, code, document names)</w:t>
+      </w:r>
+    </w:p>
+    <w:p>
+      <w:pPr>
+        <w:pStyle w:val="ListBullet"/>
+      </w:pPr>
+      <w:r>
+        <w:t>❌ Metadata and structural information</w:t>
+      </w:r>
+    </w:p>
+    <w:p>
+      <w:pPr>
+        <w:pStyle w:val="ListBullet"/>
+      </w:pPr>
+      <w:r>
+        <w:t>❌ Information that becomes part of the conversation transcript</w:t>
       </w:r>
     </w:p>
     <w:p>
@@ -145,13 +157,7 @@
         <w:t>Key Point:</w:t>
       </w:r>
       <w:r>
-        <w:t xml:space="preserve"> W</w:t>
-      </w:r>
-      <w:r>
-        <w:t xml:space="preserve">ith Privacy Mode enabled, the conversation content itself is still visible to the AI service during the session. Privacy Mode prevents that content from </w:t>
-      </w:r>
-      <w:r>
-        <w:t>being stored long-term or used for training, but the information is still transmitted during the conversation.</w:t>
+        <w:t xml:space="preserve"> With Privacy Mode enabled, the conversation content itself is still visible to the AI service during the session. Privacy Mode prevents that content from being stored long-term or used for training, but the information is still transmitted during the conversation.</w:t>
       </w:r>
     </w:p>
     <w:p/>
@@ -186,32 +192,23 @@
         <w:pStyle w:val="ListBullet"/>
       </w:pPr>
       <w:r>
-        <w:t>F</w:t>
-      </w:r>
-      <w:r>
-        <w:t>ull file paths containing:</w:t>
-      </w:r>
-    </w:p>
-    <w:p>
-      <w:pPr>
-        <w:pStyle w:val="ListBullet"/>
-      </w:pPr>
-      <w:r>
-        <w:t>School name</w:t>
-      </w:r>
-      <w:r>
-        <w:t>s</w:t>
-      </w:r>
-      <w:r>
-        <w:t>: "VU", "NUHS", "AAHW", "AIMC"</w:t>
-      </w:r>
-    </w:p>
-    <w:p>
-      <w:pPr>
-        <w:pStyle w:val="ListBullet"/>
-      </w:pPr>
-      <w:r>
-        <w:t>Institution full names: "Vitality University", "National University of Health Sciences", etc.</w:t>
+        <w:t>Full file paths containing:</w:t>
+      </w:r>
+    </w:p>
+    <w:p>
+      <w:pPr>
+        <w:pStyle w:val="ListBullet"/>
+      </w:pPr>
+      <w:r>
+        <w:t>School name: "VU"</w:t>
+      </w:r>
+    </w:p>
+    <w:p>
+      <w:pPr>
+        <w:pStyle w:val="ListBullet"/>
+      </w:pPr>
+      <w:r>
+        <w:t>Institution full name: "Vitality University"</w:t>
       </w:r>
     </w:p>
     <w:p>
@@ -254,7 +251,13 @@
         <w:pStyle w:val="ListBullet"/>
       </w:pPr>
       <w:r>
-        <w:t>Reveals which schools are under review</w:t>
+        <w:t xml:space="preserve">Reveals which school </w:t>
+      </w:r>
+      <w:r>
+        <w:t>is</w:t>
+      </w:r>
+      <w:r>
+        <w:t xml:space="preserve"> under review</w:t>
       </w:r>
     </w:p>
     <w:p>
@@ -304,10 +307,7 @@
         <w:pStyle w:val="ListBullet"/>
       </w:pPr>
       <w:r>
-        <w:t xml:space="preserve">All PDF filenames (141+ </w:t>
-      </w:r>
-      <w:r>
-        <w:t>documents)</w:t>
+        <w:t xml:space="preserve">All PDF filenames </w:t>
       </w:r>
     </w:p>
     <w:p>
@@ -331,7 +331,6 @@
         <w:rPr>
           <w:b/>
         </w:rPr>
-        <w:lastRenderedPageBreak/>
         <w:t>Examples:</w:t>
       </w:r>
     </w:p>
@@ -365,17 +364,6 @@
       </w:pPr>
       <w:r>
         <w:t>`Supplemental Report.pdf`</w:t>
-      </w:r>
-    </w:p>
-    <w:p>
-      <w:pPr>
-        <w:pStyle w:val="ListBullet"/>
-      </w:pPr>
-      <w:r>
-        <w:t>`GA1.04 Employee Handbook.</w:t>
-      </w:r>
-      <w:r>
-        <w:t>pdf`</w:t>
       </w:r>
     </w:p>
     <w:p>
@@ -426,10 +414,7 @@
         <w:pStyle w:val="ListBullet"/>
       </w:pPr>
       <w:r>
-        <w:t>May reveal document purposes (e.g., "Financial Plan", "Training</w:t>
-      </w:r>
-      <w:r>
-        <w:t xml:space="preserve"> Materials")</w:t>
+        <w:t>May reveal document purposes (e.g., "Financial Plan", "Training Materials")</w:t>
       </w:r>
     </w:p>
     <w:p>
@@ -471,6 +456,7 @@
         <w:pStyle w:val="ListBullet"/>
       </w:pPr>
       <w:r>
+        <w:lastRenderedPageBreak/>
         <w:t>Code logic and algorithms</w:t>
       </w:r>
     </w:p>
@@ -546,10 +532,7 @@
         <w:t>Risk Level:</w:t>
       </w:r>
       <w:r>
-        <w:t xml:space="preserve"> M</w:t>
-      </w:r>
-      <w:r>
-        <w:t>ODERATE to LOW</w:t>
+        <w:t xml:space="preserve"> MODERATE to LOW</w:t>
       </w:r>
     </w:p>
     <w:p>
@@ -599,10 +582,7 @@
         <w:spacing w:before="0" w:after="60"/>
       </w:pPr>
       <w:r>
-        <w:t>4. **Standard Numbers and Fin</w:t>
-      </w:r>
-      <w:r>
-        <w:t>ding Descriptions** (MODERATE EXPOSURE)</w:t>
+        <w:t>4. **Standard Numbers and Finding Descriptions** (MODERATE EXPOSURE)</w:t>
       </w:r>
     </w:p>
     <w:p>
@@ -642,7 +622,6 @@
         <w:pStyle w:val="ListBullet"/>
       </w:pPr>
       <w:r>
-        <w:lastRenderedPageBreak/>
         <w:t>Compliance requirement descriptions</w:t>
       </w:r>
     </w:p>
@@ -651,13 +630,7 @@
         <w:rPr>
           <w:b/>
         </w:rPr>
-        <w:t>E</w:t>
-      </w:r>
-      <w:r>
-        <w:rPr>
-          <w:b/>
-        </w:rPr>
-        <w:t>xamples from code:</w:t>
+        <w:t>Examples from code:</w:t>
       </w:r>
     </w:p>
     <w:p>
@@ -681,10 +654,7 @@
         <w:pStyle w:val="ListBullet"/>
       </w:pPr>
       <w:r>
-        <w:t>Required evidence type</w:t>
-      </w:r>
-      <w:r>
-        <w:t>s (Training Materials, Training Completion, Staff Qualifications)</w:t>
+        <w:t>Required evidence types (Training Materials, Training Completion, Staff Qualifications)</w:t>
       </w:r>
     </w:p>
     <w:p>
@@ -727,10 +697,7 @@
         <w:pStyle w:val="ListBullet"/>
       </w:pPr>
       <w:r>
-        <w:t xml:space="preserve">Does NOT reveal actual evidence content or </w:t>
-      </w:r>
-      <w:r>
-        <w:t>institutional responses</w:t>
+        <w:t>Does NOT reveal actual evidence content or institutional responses</w:t>
       </w:r>
     </w:p>
     <w:p/>
@@ -772,6 +739,7 @@
         <w:pStyle w:val="ListBullet"/>
       </w:pPr>
       <w:r>
+        <w:lastRenderedPageBreak/>
         <w:t>Document processing approach</w:t>
       </w:r>
     </w:p>
@@ -780,18 +748,7 @@
         <w:pStyle w:val="ListBullet"/>
       </w:pPr>
       <w:r>
-        <w:t>Output formats (Word documents, summarie</w:t>
-      </w:r>
-      <w:r>
-        <w:t>s)</w:t>
-      </w:r>
-    </w:p>
-    <w:p>
-      <w:pPr>
-        <w:pStyle w:val="ListBullet"/>
-      </w:pPr>
-      <w:r>
-        <w:t>School-specific configurations</w:t>
+        <w:t>Output formats (Word documents, summaries)</w:t>
       </w:r>
     </w:p>
     <w:p>
@@ -842,10 +799,7 @@
         <w:t>Risk Level:</w:t>
       </w:r>
       <w:r>
-        <w:t xml:space="preserve"> LOW</w:t>
-      </w:r>
-      <w:r>
-        <w:t xml:space="preserve"> to MODERATE</w:t>
+        <w:t xml:space="preserve"> LOW to MODERATE</w:t>
       </w:r>
     </w:p>
     <w:p>
@@ -903,10 +857,7 @@
         <w:pStyle w:val="ListBullet"/>
       </w:pPr>
       <w:r>
-        <w:t xml:space="preserve">Document counts (141 PDFs, </w:t>
-      </w:r>
-      <w:r>
-        <w:t>etc.)</w:t>
+        <w:t>Document counts</w:t>
       </w:r>
     </w:p>
     <w:p>
@@ -946,7 +897,6 @@
         <w:pStyle w:val="ListBullet"/>
       </w:pPr>
       <w:r>
-        <w:lastRenderedPageBreak/>
         <w:t>"Found 141 PDF files"</w:t>
       </w:r>
     </w:p>
@@ -971,13 +921,7 @@
         <w:rPr>
           <w:b/>
         </w:rPr>
-        <w:t xml:space="preserve">Risk </w:t>
-      </w:r>
-      <w:r>
-        <w:rPr>
-          <w:b/>
-        </w:rPr>
-        <w:t>Level:</w:t>
+        <w:t>Risk Level:</w:t>
       </w:r>
       <w:r>
         <w:t xml:space="preserve"> LOW</w:t>
@@ -1031,10 +975,7 @@
         <w:spacing w:before="0" w:after="60"/>
       </w:pPr>
       <w:r>
-        <w:t>✅</w:t>
-      </w:r>
-      <w:r>
-        <w:t xml:space="preserve"> Protected Content:</w:t>
+        <w:t>✅ Protected Content:</w:t>
       </w:r>
     </w:p>
     <w:p>
@@ -1053,10 +994,7 @@
         <w:pStyle w:val="ListBullet"/>
       </w:pPr>
       <w:r>
-        <w:t>Actual text fro</w:t>
-      </w:r>
-      <w:r>
-        <w:t>m PDFs</w:t>
+        <w:t>Actual text from PDFs</w:t>
       </w:r>
     </w:p>
     <w:p>
@@ -1096,6 +1034,7 @@
         <w:pStyle w:val="ListBullet"/>
       </w:pPr>
       <w:r>
+        <w:lastRenderedPageBreak/>
         <w:t>Training materials content</w:t>
       </w:r>
     </w:p>
@@ -1139,10 +1078,7 @@
         <w:pStyle w:val="ListBullet"/>
       </w:pPr>
       <w:r>
-        <w:t>Revie</w:t>
-      </w:r>
-      <w:r>
-        <w:t>wer notes</w:t>
+        <w:t>Reviewer notes</w:t>
       </w:r>
     </w:p>
     <w:p>
@@ -1240,18 +1176,13 @@
       </w:r>
     </w:p>
     <w:p/>
-    <w:p/>
     <w:p>
       <w:pPr>
         <w:pStyle w:val="Heading2"/>
         <w:spacing w:before="0" w:after="80"/>
       </w:pPr>
       <w:r>
-        <w:lastRenderedPageBreak/>
-        <w:t xml:space="preserve">RISK ASSESSMENT: </w:t>
-      </w:r>
-      <w:r>
-        <w:t>With Privacy Mode ENABLED:</w:t>
+        <w:t xml:space="preserve">RISK ASSESSMENT:  </w:t>
       </w:r>
     </w:p>
     <w:p>
@@ -1259,13 +1190,7 @@
         <w:rPr>
           <w:b/>
         </w:rPr>
-        <w:t>E</w:t>
-      </w:r>
-      <w:r>
-        <w:rPr>
-          <w:b/>
-        </w:rPr>
-        <w:t>xposed:</w:t>
+        <w:t>Exposed:</w:t>
       </w:r>
     </w:p>
     <w:p>
@@ -1305,10 +1230,7 @@
         <w:pStyle w:val="ListBullet"/>
       </w:pPr>
       <w:r>
-        <w:t>Project</w:t>
-      </w:r>
-      <w:r>
-        <w:t xml:space="preserve"> methodology</w:t>
+        <w:t>Project methodology</w:t>
       </w:r>
     </w:p>
     <w:p>
@@ -1391,10 +1313,7 @@
         <w:pStyle w:val="ListBullet"/>
       </w:pPr>
       <w:r>
-        <w:t xml:space="preserve">Information could be inferred but </w:t>
-      </w:r>
-      <w:r>
-        <w:t>not directly accessed</w:t>
+        <w:t>Information could be inferred but not directly accessed</w:t>
       </w:r>
     </w:p>
     <w:p/>
@@ -1404,15 +1323,8 @@
         <w:spacing w:before="0" w:after="80"/>
       </w:pPr>
       <w:r>
-        <w:t xml:space="preserve">SPECIFIC SCHOOL INFORMATION THAT WOULD BE VISIBLE (Even </w:t>
-      </w:r>
-      <w:proofErr w:type="gramStart"/>
-      <w:r>
-        <w:t>With</w:t>
-      </w:r>
-      <w:proofErr w:type="gramEnd"/>
-      <w:r>
-        <w:t xml:space="preserve"> Privacy Mode)</w:t>
+        <w:lastRenderedPageBreak/>
+        <w:t xml:space="preserve">SPECIFIC SCHOOL INFORMATION THAT WOULD BE VISIBLE </w:t>
       </w:r>
     </w:p>
     <w:p>
@@ -1421,43 +1333,37 @@
         <w:spacing w:before="0" w:after="60"/>
       </w:pPr>
       <w:r>
-        <w:t>School Identities:</w:t>
-      </w:r>
-    </w:p>
-    <w:p>
-      <w:pPr>
-        <w:pStyle w:val="ListBullet"/>
-      </w:pPr>
-      <w:r>
-        <w:t>✅</w:t>
-      </w:r>
-      <w:r>
-        <w:t xml:space="preserve"> School codes: VU, NUHS, AAHW, AIMC</w:t>
-      </w:r>
-    </w:p>
-    <w:p>
-      <w:pPr>
-        <w:pStyle w:val="ListBullet"/>
-      </w:pPr>
-      <w:r>
-        <w:t>✅</w:t>
-      </w:r>
-      <w:r>
-        <w:t xml:space="preserve"> Full names: "Vitality U</w:t>
-      </w:r>
-      <w:r>
-        <w:t>niversity", "National University of Health Sciences", etc.</w:t>
-      </w:r>
-    </w:p>
-    <w:p>
-      <w:pPr>
-        <w:pStyle w:val="ListBullet"/>
-      </w:pPr>
-      <w:r>
-        <w:t>✅</w:t>
-      </w:r>
-      <w:r>
-        <w:t xml:space="preserve"> Directory structures showing school organization</w:t>
+        <w:t>School Identit</w:t>
+      </w:r>
+      <w:r>
+        <w:t>y</w:t>
+      </w:r>
+      <w:r>
+        <w:t>:</w:t>
+      </w:r>
+    </w:p>
+    <w:p>
+      <w:pPr>
+        <w:pStyle w:val="ListBullet"/>
+      </w:pPr>
+      <w:r>
+        <w:t>✅ School codes: VU</w:t>
+      </w:r>
+    </w:p>
+    <w:p>
+      <w:pPr>
+        <w:pStyle w:val="ListBullet"/>
+      </w:pPr>
+      <w:r>
+        <w:t>✅ Full names "Vitality University"</w:t>
+      </w:r>
+    </w:p>
+    <w:p>
+      <w:pPr>
+        <w:pStyle w:val="ListBullet"/>
+      </w:pPr>
+      <w:r>
+        <w:t>✅ Directory structures showing organization</w:t>
       </w:r>
     </w:p>
     <w:p>
@@ -1474,46 +1380,31 @@
         <w:pStyle w:val="ListBullet"/>
       </w:pPr>
       <w:r>
-        <w:t>✅</w:t>
-      </w:r>
-      <w:r>
-        <w:t xml:space="preserve"> Accreditation review process (Feb 2026 Meeting)</w:t>
-      </w:r>
-    </w:p>
-    <w:p>
-      <w:pPr>
-        <w:pStyle w:val="ListBullet"/>
-      </w:pPr>
-      <w:r>
-        <w:t>✅</w:t>
-      </w:r>
-      <w:r>
-        <w:t xml:space="preserve"> Document types being reviewed</w:t>
-      </w:r>
-    </w:p>
-    <w:p>
-      <w:pPr>
-        <w:pStyle w:val="ListBullet"/>
-      </w:pPr>
-      <w:r>
-        <w:t>✅</w:t>
-      </w:r>
-      <w:r>
-        <w:t xml:space="preserve"> Standard numbers under review</w:t>
-      </w:r>
-    </w:p>
-    <w:p>
-      <w:pPr>
-        <w:pStyle w:val="ListBullet"/>
-      </w:pPr>
-      <w:r>
-        <w:t>✅</w:t>
-      </w:r>
-      <w:r>
-        <w:t xml:space="preserve"> Types of findi</w:t>
-      </w:r>
-      <w:r>
-        <w:t>ngs (non-compliance areas)</w:t>
+        <w:t>✅ Accreditation review process (Feb 2026 Meeting)</w:t>
+      </w:r>
+    </w:p>
+    <w:p>
+      <w:pPr>
+        <w:pStyle w:val="ListBullet"/>
+      </w:pPr>
+      <w:r>
+        <w:t>✅ Document types being reviewed</w:t>
+      </w:r>
+    </w:p>
+    <w:p>
+      <w:pPr>
+        <w:pStyle w:val="ListBullet"/>
+      </w:pPr>
+      <w:r>
+        <w:t>✅ Standard numbers under review</w:t>
+      </w:r>
+    </w:p>
+    <w:p>
+      <w:pPr>
+        <w:pStyle w:val="ListBullet"/>
+      </w:pPr>
+      <w:r>
+        <w:t>✅ Types of findings (non-compliance areas)</w:t>
       </w:r>
     </w:p>
     <w:p>
@@ -1530,32 +1421,23 @@
         <w:pStyle w:val="ListBullet"/>
       </w:pPr>
       <w:r>
-        <w:t>✅</w:t>
-      </w:r>
-      <w:r>
-        <w:t xml:space="preserve"> Naming conventions used by each school</w:t>
-      </w:r>
-    </w:p>
-    <w:p>
-      <w:pPr>
-        <w:pStyle w:val="ListBullet"/>
-      </w:pPr>
-      <w:r>
-        <w:t>✅</w:t>
-      </w:r>
-      <w:r>
-        <w:t xml:space="preserve"> Document categories (Exhibits, Handbooks, Reports, etc.)</w:t>
-      </w:r>
-    </w:p>
-    <w:p>
-      <w:pPr>
-        <w:pStyle w:val="ListBullet"/>
-      </w:pPr>
-      <w:r>
-        <w:t>✅</w:t>
-      </w:r>
-      <w:r>
-        <w:t xml:space="preserve"> File structure patterns</w:t>
+        <w:t xml:space="preserve">✅ Naming conventions </w:t>
+      </w:r>
+    </w:p>
+    <w:p>
+      <w:pPr>
+        <w:pStyle w:val="ListBullet"/>
+      </w:pPr>
+      <w:r>
+        <w:t>✅ Document categories (Exhibits, Handbooks, Reports, etc.)</w:t>
+      </w:r>
+    </w:p>
+    <w:p>
+      <w:pPr>
+        <w:pStyle w:val="ListBullet"/>
+      </w:pPr>
+      <w:r>
+        <w:t>✅ File structure patterns</w:t>
       </w:r>
     </w:p>
     <w:p>
@@ -1572,69 +1454,47 @@
         <w:pStyle w:val="ListBullet"/>
       </w:pPr>
       <w:r>
-        <w:t>❌</w:t>
-      </w:r>
-      <w:r>
-        <w:t xml:space="preserve"> Actual document content</w:t>
-      </w:r>
-    </w:p>
-    <w:p>
-      <w:pPr>
-        <w:pStyle w:val="ListBullet"/>
-      </w:pPr>
-      <w:r>
-        <w:t>❌</w:t>
-      </w:r>
-      <w:r>
-        <w:t xml:space="preserve"> Specific findings or </w:t>
-      </w:r>
-      <w:r>
-        <w:t>determinations</w:t>
-      </w:r>
-    </w:p>
-    <w:p>
-      <w:pPr>
-        <w:pStyle w:val="ListBullet"/>
-      </w:pPr>
-      <w:r>
-        <w:lastRenderedPageBreak/>
-        <w:t>❌</w:t>
-      </w:r>
-      <w:r>
-        <w:t xml:space="preserve"> Financial details</w:t>
-      </w:r>
-    </w:p>
-    <w:p>
-      <w:pPr>
-        <w:pStyle w:val="ListBullet"/>
-      </w:pPr>
-      <w:r>
-        <w:t>❌</w:t>
-      </w:r>
-      <w:r>
-        <w:t xml:space="preserve"> Personal information</w:t>
-      </w:r>
-    </w:p>
-    <w:p>
-      <w:pPr>
-        <w:pStyle w:val="ListBullet"/>
-      </w:pPr>
-      <w:r>
-        <w:t>❌</w:t>
-      </w:r>
-      <w:r>
-        <w:t xml:space="preserve"> Policy content</w:t>
-      </w:r>
-    </w:p>
-    <w:p>
-      <w:pPr>
-        <w:pStyle w:val="ListBullet"/>
-      </w:pPr>
-      <w:r>
-        <w:t>❌</w:t>
-      </w:r>
-      <w:r>
-        <w:t xml:space="preserve"> Accreditation outcomes</w:t>
+        <w:t>❌ Actual document content</w:t>
+      </w:r>
+    </w:p>
+    <w:p>
+      <w:pPr>
+        <w:pStyle w:val="ListBullet"/>
+      </w:pPr>
+      <w:r>
+        <w:t>❌ Specific findings or determinations</w:t>
+      </w:r>
+    </w:p>
+    <w:p>
+      <w:pPr>
+        <w:pStyle w:val="ListBullet"/>
+      </w:pPr>
+      <w:r>
+        <w:t>❌ Financial details</w:t>
+      </w:r>
+    </w:p>
+    <w:p>
+      <w:pPr>
+        <w:pStyle w:val="ListBullet"/>
+      </w:pPr>
+      <w:r>
+        <w:t>❌ Personal information</w:t>
+      </w:r>
+    </w:p>
+    <w:p>
+      <w:pPr>
+        <w:pStyle w:val="ListBullet"/>
+      </w:pPr>
+      <w:r>
+        <w:t>❌ Policy content</w:t>
+      </w:r>
+    </w:p>
+    <w:p>
+      <w:pPr>
+        <w:pStyle w:val="ListBullet"/>
+      </w:pPr>
+      <w:r>
+        <w:t>❌ Accreditation outcomes</w:t>
       </w:r>
     </w:p>
     <w:p/>
@@ -1661,35 +1521,23 @@
         <w:pStyle w:val="ListBullet"/>
       </w:pPr>
       <w:r>
-        <w:t>✅</w:t>
-      </w:r>
-      <w:r>
-        <w:t xml:space="preserve"> Evidence analysis framework for accreditation</w:t>
-      </w:r>
-    </w:p>
-    <w:p>
-      <w:pPr>
-        <w:pStyle w:val="ListBullet"/>
-      </w:pPr>
-      <w:r>
-        <w:t>✅</w:t>
-      </w:r>
-      <w:r>
-        <w:t xml:space="preserve"> Commissioner assistance tool</w:t>
-      </w:r>
-    </w:p>
-    <w:p>
-      <w:pPr>
-        <w:pStyle w:val="ListBullet"/>
-      </w:pPr>
-      <w:r>
-        <w:t>✅</w:t>
-      </w:r>
-      <w:r>
-        <w:t xml:space="preserve"> Docum</w:t>
-      </w:r>
-      <w:r>
-        <w:t>ent matching and gap analysis</w:t>
+        <w:t>✅ Evidence analysis framework for accreditation</w:t>
+      </w:r>
+    </w:p>
+    <w:p>
+      <w:pPr>
+        <w:pStyle w:val="ListBullet"/>
+      </w:pPr>
+      <w:r>
+        <w:t>✅ Commissioner assistance tool</w:t>
+      </w:r>
+    </w:p>
+    <w:p>
+      <w:pPr>
+        <w:pStyle w:val="ListBullet"/>
+      </w:pPr>
+      <w:r>
+        <w:t>✅ Document matching and gap analysis</w:t>
       </w:r>
     </w:p>
     <w:p>
@@ -1706,43 +1554,31 @@
         <w:pStyle w:val="ListBullet"/>
       </w:pPr>
       <w:r>
-        <w:t>✅</w:t>
-      </w:r>
-      <w:r>
-        <w:t xml:space="preserve"> Text extraction approach</w:t>
-      </w:r>
-    </w:p>
-    <w:p>
-      <w:pPr>
-        <w:pStyle w:val="ListBullet"/>
-      </w:pPr>
-      <w:r>
-        <w:t>✅</w:t>
-      </w:r>
-      <w:r>
-        <w:t xml:space="preserve"> Document matching algorithms</w:t>
-      </w:r>
-    </w:p>
-    <w:p>
-      <w:pPr>
-        <w:pStyle w:val="ListBullet"/>
-      </w:pPr>
-      <w:r>
-        <w:t>✅</w:t>
-      </w:r>
-      <w:r>
-        <w:t xml:space="preserve"> Analysis framework structure</w:t>
-      </w:r>
-    </w:p>
-    <w:p>
-      <w:pPr>
-        <w:pStyle w:val="ListBullet"/>
-      </w:pPr>
-      <w:r>
-        <w:t>✅</w:t>
-      </w:r>
-      <w:r>
-        <w:t xml:space="preserve"> Output generation methods</w:t>
+        <w:t>✅ Text extraction approach</w:t>
+      </w:r>
+    </w:p>
+    <w:p>
+      <w:pPr>
+        <w:pStyle w:val="ListBullet"/>
+      </w:pPr>
+      <w:r>
+        <w:t>✅ Document matching algorithms</w:t>
+      </w:r>
+    </w:p>
+    <w:p>
+      <w:pPr>
+        <w:pStyle w:val="ListBullet"/>
+      </w:pPr>
+      <w:r>
+        <w:t>✅ Analysis framework structure</w:t>
+      </w:r>
+    </w:p>
+    <w:p>
+      <w:pPr>
+        <w:pStyle w:val="ListBullet"/>
+      </w:pPr>
+      <w:r>
+        <w:t>✅ Output generation methods</w:t>
       </w:r>
     </w:p>
     <w:p>
@@ -1759,46 +1595,32 @@
         <w:pStyle w:val="ListBullet"/>
       </w:pPr>
       <w:r>
-        <w:t>✅</w:t>
-      </w:r>
-      <w:r>
-        <w:t xml:space="preserve"> Python scripts and code structure</w:t>
-      </w:r>
-    </w:p>
-    <w:p>
-      <w:pPr>
-        <w:pStyle w:val="ListBullet"/>
-      </w:pPr>
-      <w:r>
-        <w:t>✅</w:t>
-      </w:r>
-      <w:r>
-        <w:t xml:space="preserve"> Libraries used (PyPDF2, python-docx, </w:t>
-      </w:r>
-      <w:r>
-        <w:t>openpyxl)</w:t>
-      </w:r>
-    </w:p>
-    <w:p>
-      <w:pPr>
-        <w:pStyle w:val="ListBullet"/>
-      </w:pPr>
-      <w:r>
-        <w:t>✅</w:t>
-      </w:r>
-      <w:r>
-        <w:t xml:space="preserve"> File processing methods</w:t>
-      </w:r>
-    </w:p>
-    <w:p>
-      <w:pPr>
-        <w:pStyle w:val="ListBullet"/>
-      </w:pPr>
-      <w:r>
-        <w:t>✅</w:t>
-      </w:r>
-      <w:r>
-        <w:t xml:space="preserve"> Report generation approach</w:t>
+        <w:t>✅ Python scripts and code structure</w:t>
+      </w:r>
+    </w:p>
+    <w:p>
+      <w:pPr>
+        <w:pStyle w:val="ListBullet"/>
+      </w:pPr>
+      <w:r>
+        <w:t>✅ Libraries used (PyPDF2, python-docx, openpyxl)</w:t>
+      </w:r>
+    </w:p>
+    <w:p>
+      <w:pPr>
+        <w:pStyle w:val="ListBullet"/>
+      </w:pPr>
+      <w:r>
+        <w:lastRenderedPageBreak/>
+        <w:t>✅ File processing methods</w:t>
+      </w:r>
+    </w:p>
+    <w:p>
+      <w:pPr>
+        <w:pStyle w:val="ListBullet"/>
+      </w:pPr>
+      <w:r>
+        <w:t>✅ Report generation approach</w:t>
       </w:r>
     </w:p>
     <w:p>
@@ -1815,54 +1637,39 @@
         <w:pStyle w:val="ListBullet"/>
       </w:pPr>
       <w:r>
-        <w:t>❌</w:t>
-      </w:r>
-      <w:r>
-        <w:t xml:space="preserve"> Actual analysis results</w:t>
-      </w:r>
-    </w:p>
-    <w:p>
-      <w:pPr>
-        <w:pStyle w:val="ListBullet"/>
-      </w:pPr>
-      <w:r>
-        <w:t>❌</w:t>
-      </w:r>
-      <w:r>
-        <w:t xml:space="preserve"> Evidence assessments</w:t>
-      </w:r>
-    </w:p>
-    <w:p>
-      <w:pPr>
-        <w:pStyle w:val="ListBullet"/>
-      </w:pPr>
-      <w:r>
-        <w:t>❌</w:t>
-      </w:r>
-      <w:r>
-        <w:t xml:space="preserve"> Gap identifications</w:t>
-      </w:r>
-    </w:p>
-    <w:p>
-      <w:pPr>
-        <w:pStyle w:val="ListBullet"/>
-      </w:pPr>
-      <w:r>
-        <w:t>❌</w:t>
-      </w:r>
-      <w:r>
-        <w:t xml:space="preserve"> Recommendations</w:t>
-      </w:r>
-    </w:p>
-    <w:p>
-      <w:pPr>
-        <w:pStyle w:val="ListBullet"/>
-      </w:pPr>
-      <w:r>
-        <w:t>❌</w:t>
-      </w:r>
-      <w:r>
-        <w:t xml:space="preserve"> Generated reports</w:t>
+        <w:t>❌ Actual analysis results</w:t>
+      </w:r>
+    </w:p>
+    <w:p>
+      <w:pPr>
+        <w:pStyle w:val="ListBullet"/>
+      </w:pPr>
+      <w:r>
+        <w:t>❌ Evidence assessments</w:t>
+      </w:r>
+    </w:p>
+    <w:p>
+      <w:pPr>
+        <w:pStyle w:val="ListBullet"/>
+      </w:pPr>
+      <w:r>
+        <w:t>❌ Gap identifications</w:t>
+      </w:r>
+    </w:p>
+    <w:p>
+      <w:pPr>
+        <w:pStyle w:val="ListBullet"/>
+      </w:pPr>
+      <w:r>
+        <w:t>❌ Recommendations</w:t>
+      </w:r>
+    </w:p>
+    <w:p>
+      <w:pPr>
+        <w:pStyle w:val="ListBullet"/>
+      </w:pPr>
+      <w:r>
+        <w:t>❌ Generated reports</w:t>
       </w:r>
     </w:p>
     <w:p/>
@@ -1931,117 +1738,43 @@
         <w:t xml:space="preserve"> Moderate risk - school names and structure visible</w:t>
       </w:r>
     </w:p>
+    <w:p/>
+    <w:p>
+      <w:pPr>
+        <w:pStyle w:val="Heading2"/>
+        <w:spacing w:before="0" w:after="80"/>
+      </w:pPr>
+      <w:r>
+        <w:t>SUMMARY: What Would Be Compromised</w:t>
+      </w:r>
+    </w:p>
     <w:p>
       <w:pPr>
         <w:pStyle w:val="Heading3"/>
         <w:spacing w:before="0" w:after="60"/>
       </w:pPr>
       <w:r>
-        <w:t>With Privacy Mode</w:t>
-      </w:r>
-      <w:r>
-        <w:t xml:space="preserve"> OFF (Actual):</w:t>
-      </w:r>
-    </w:p>
-    <w:p>
-      <w:pPr>
-        <w:pStyle w:val="ListBullet"/>
+        <w:t>High Visibility (Always Visible):</w:t>
+      </w:r>
+    </w:p>
+    <w:p>
+      <w:pPr>
+        <w:pStyle w:val="ListNumber"/>
       </w:pPr>
       <w:r>
         <w:rPr>
           <w:b/>
         </w:rPr>
-        <w:t>FERPA:</w:t>
-      </w:r>
-      <w:r>
-        <w:t xml:space="preserve"> HIGH risk - student records policies and potentially student data exposed</w:t>
-      </w:r>
-    </w:p>
-    <w:p>
-      <w:pPr>
-        <w:pStyle w:val="ListBullet"/>
-      </w:pPr>
+        <w:t>School name and identit</w:t>
+      </w:r>
       <w:r>
         <w:rPr>
           <w:b/>
         </w:rPr>
-        <w:t>Financial Privacy:</w:t>
-      </w:r>
-      <w:r>
-        <w:t xml:space="preserve"> HIGH risk - financial statements and budgets exposed</w:t>
-      </w:r>
-    </w:p>
-    <w:p>
-      <w:pPr>
-        <w:pStyle w:val="ListBullet"/>
-      </w:pPr>
-      <w:r>
-        <w:rPr>
-          <w:b/>
-        </w:rPr>
-        <w:t>PII:</w:t>
-      </w:r>
-      <w:r>
-        <w:t xml:space="preserve"> HIGH risk - resumes and personal information exposed</w:t>
-      </w:r>
-    </w:p>
-    <w:p>
-      <w:pPr>
-        <w:pStyle w:val="ListBullet"/>
-      </w:pPr>
-      <w:r>
-        <w:rPr>
-          <w:b/>
-        </w:rPr>
-        <w:lastRenderedPageBreak/>
-        <w:t>Institutional Privacy:</w:t>
-      </w:r>
-      <w:r>
-        <w:t xml:space="preserve"> HIGH ri</w:t>
-      </w:r>
-      <w:r>
-        <w:t>sk - complete document content exposed</w:t>
-      </w:r>
-    </w:p>
-    <w:p/>
-    <w:p>
-      <w:pPr>
-        <w:pStyle w:val="Heading2"/>
-        <w:spacing w:before="0" w:after="80"/>
-      </w:pPr>
-      <w:r>
-        <w:t xml:space="preserve">SUMMARY: What Would Be Compromised Even </w:t>
-      </w:r>
-      <w:proofErr w:type="gramStart"/>
-      <w:r>
-        <w:t>With</w:t>
-      </w:r>
-      <w:proofErr w:type="gramEnd"/>
-      <w:r>
-        <w:t xml:space="preserve"> Privacy Mode</w:t>
-      </w:r>
-    </w:p>
-    <w:p>
-      <w:pPr>
-        <w:pStyle w:val="Heading3"/>
-        <w:spacing w:before="0" w:after="60"/>
-      </w:pPr>
-      <w:r>
-        <w:t>High Visibility (Always Visible):</w:t>
-      </w:r>
-    </w:p>
-    <w:p>
-      <w:pPr>
-        <w:pStyle w:val="ListNumber"/>
-      </w:pPr>
-      <w:r>
-        <w:rPr>
-          <w:b/>
-        </w:rPr>
-        <w:t>School names and identities</w:t>
-      </w:r>
-      <w:r>
-        <w:t xml:space="preserve"> - VU, NUHS, AAHW, AIMC</w:t>
+        <w:t>y</w:t>
+      </w:r>
+      <w:r>
+        <w:t xml:space="preserve"> </w:t>
       </w:r>
     </w:p>
     <w:p>
@@ -2069,10 +1802,7 @@
         <w:t>Document filenames</w:t>
       </w:r>
       <w:r>
-        <w:t xml:space="preserve"> - All 141+ PDF</w:t>
-      </w:r>
-      <w:r>
-        <w:t xml:space="preserve"> names</w:t>
+        <w:t xml:space="preserve"> - All PDF names</w:t>
       </w:r>
     </w:p>
     <w:p>
@@ -2148,13 +1878,7 @@
         <w:rPr>
           <w:b/>
         </w:rPr>
-        <w:t xml:space="preserve">Document </w:t>
-      </w:r>
-      <w:r>
-        <w:rPr>
-          <w:b/>
-        </w:rPr>
-        <w:t>categories</w:t>
+        <w:t>Document categories</w:t>
       </w:r>
       <w:r>
         <w:t xml:space="preserve"> - Types of documents (resumes, handbooks, etc.)</w:t>
@@ -2222,10 +1946,7 @@
         <w:t>Sensitive details</w:t>
       </w:r>
       <w:r>
-        <w:t xml:space="preserve"> - Financial figures</w:t>
-      </w:r>
-      <w:r>
-        <w:t>, personal info, policy content</w:t>
+        <w:t xml:space="preserve"> - Financial figures, personal info, policy content</w:t>
       </w:r>
     </w:p>
     <w:p>
@@ -2281,10 +2002,8 @@
         <w:pStyle w:val="ListBullet"/>
       </w:pPr>
       <w:r>
-        <w:t>Project methodology</w:t>
-      </w:r>
-      <w:r>
-        <w:t xml:space="preserve"> would be visible</w:t>
+        <w:lastRenderedPageBreak/>
+        <w:t>Project methodology would be visible</w:t>
       </w:r>
     </w:p>
     <w:p>
@@ -2332,10 +2051,7 @@
         <w:pStyle w:val="ListBullet"/>
       </w:pPr>
       <w:r>
-        <w:t>Risk level would be LOW to MODERATE (structural information o</w:t>
-      </w:r>
-      <w:r>
-        <w:t>nly)</w:t>
+        <w:t>Risk level would be LOW to MODERATE (structural information only)</w:t>
       </w:r>
     </w:p>
     <w:p>
@@ -2343,45 +2059,23 @@
         <w:rPr>
           <w:b/>
         </w:rPr>
-        <w:t>The key difference:</w:t>
-      </w:r>
-      <w:r>
-        <w:t xml:space="preserve"> Privacy Mode prevents content exposure, but structural/metadata information is always visible in conversations.</w:t>
-      </w:r>
-    </w:p>
-    <w:p/>
-    <w:p>
+        <w:t xml:space="preserve">The key </w:t>
+      </w:r>
       <w:r>
         <w:rPr>
           <w:b/>
         </w:rPr>
-        <w:t>Document Status:</w:t>
-      </w:r>
-      <w:r>
-        <w:t xml:space="preserve"> Assessment of information exposure with</w:t>
-      </w:r>
-      <w:r>
-        <w:t xml:space="preserve"> Privacy Mode</w:t>
-      </w:r>
-      <w:r>
-        <w:t xml:space="preserve"> enabled</w:t>
-      </w:r>
-    </w:p>
-    <w:p>
+        <w:t>take-away</w:t>
+      </w:r>
       <w:r>
         <w:rPr>
           <w:b/>
         </w:rPr>
-        <w:t>Purpose:</w:t>
-      </w:r>
-      <w:r>
-        <w:t xml:space="preserve"> Understand what informa</w:t>
-      </w:r>
-      <w:r>
-        <w:t>tion is inherently visible in conversations vs. what requires content access</w:t>
-      </w:r>
-      <w:bookmarkStart w:id="0" w:name="_GoBack"/>
-      <w:bookmarkEnd w:id="0"/>
+        <w:t>:</w:t>
+      </w:r>
+      <w:r>
+        <w:t xml:space="preserve"> Privacy Mode prevents content exposure, but structural/metadata information is always visible in conversations.</w:t>
+      </w:r>
     </w:p>
     <w:sectPr>
       <w:pgSz w:w="12240" w:h="15840"/>
@@ -2394,7 +2088,7 @@
 </file>
 
 <file path=word/numbering.xml><?xml version="1.0" encoding="utf-8"?>
-<w:numbering xmlns:wpc="http://schemas.microsoft.com/office/word/2010/wordprocessingCanvas" xmlns:cx="http://schemas.microsoft.com/office/drawing/2014/chartex" xmlns:cx1="http://schemas.microsoft.com/office/drawing/2015/9/8/chartex" xmlns:cx2="http://schemas.microsoft.com/office/drawing/2015/10/21/chartex" xmlns:cx3="http://schemas.microsoft.com/office/drawing/2016/5/9/chartex" xmlns:cx4="http://schemas.microsoft.com/office/drawing/2016/5/10/chartex" xmlns:cx5="http://schemas.microsoft.com/office/drawing/2016/5/11/chartex" xmlns:cx6="http://schemas.microsoft.com/office/drawing/2016/5/12/chartex" xmlns:cx7="http://schemas.microsoft.com/office/drawing/2016/5/13/chartex" xmlns:cx8="http://schemas.microsoft.com/office/drawing/2016/5/14/chartex" xmlns:mc="http://schemas.openxmlformats.org/markup-compatibility/2006" xmlns:aink="http://schemas.microsoft.com/office/drawing/2016/ink" xmlns:am3d="http://schemas.microsoft.com/office/drawing/2017/model3d" xmlns:o="urn:schemas-microsoft-com:office:office" xmlns:r="http://schemas.openxmlformats.org/officeDocument/2006/relationships" xmlns:m="http://schemas.openxmlformats.org/officeDocument/2006/math" xmlns:v="urn:schemas-microsoft-com:vml" xmlns:wp14="http://schemas.microsoft.com/office/word/2010/wordprocessingDrawing" xmlns:wp="http://schemas.openxmlformats.org/drawingml/2006/wordprocessingDrawing" xmlns:w10="urn:schemas-microsoft-com:office:word" xmlns:w="http://schemas.openxmlformats.org/wordprocessingml/2006/main" xmlns:w14="http://schemas.microsoft.com/office/word/2010/wordml" xmlns:w15="http://schemas.microsoft.com/office/word/2012/wordml" xmlns:w16cid="http://schemas.microsoft.com/office/word/2016/wordml/cid" xmlns:w16se="http://schemas.microsoft.com/office/word/2015/wordml/symex" xmlns:wpg="http://schemas.microsoft.com/office/word/2010/wordprocessingGroup" xmlns:wpi="http://schemas.microsoft.com/office/word/2010/wordprocessingInk" xmlns:wne="http://schemas.microsoft.com/office/word/2006/wordml" xmlns:wps="http://schemas.microsoft.com/office/word/2010/wordprocessingShape" mc:Ignorable="w14 w15 w16se w16cid wp14">
+<w:numbering xmlns:wpc="http://schemas.microsoft.com/office/word/2010/wordprocessingCanvas" xmlns:cx="http://schemas.microsoft.com/office/drawing/2014/chartex" xmlns:cx1="http://schemas.microsoft.com/office/drawing/2015/9/8/chartex" xmlns:cx2="http://schemas.microsoft.com/office/drawing/2015/10/21/chartex" xmlns:cx3="http://schemas.microsoft.com/office/drawing/2016/5/9/chartex" xmlns:cx4="http://schemas.microsoft.com/office/drawing/2016/5/10/chartex" xmlns:cx5="http://schemas.microsoft.com/office/drawing/2016/5/11/chartex" xmlns:cx6="http://schemas.microsoft.com/office/drawing/2016/5/12/chartex" xmlns:cx7="http://schemas.microsoft.com/office/drawing/2016/5/13/chartex" xmlns:cx8="http://schemas.microsoft.com/office/drawing/2016/5/14/chartex" xmlns:mc="http://schemas.openxmlformats.org/markup-compatibility/2006" xmlns:aink="http://schemas.microsoft.com/office/drawing/2016/ink" xmlns:am3d="http://schemas.microsoft.com/office/drawing/2017/model3d" xmlns:o="urn:schemas-microsoft-com:office:office" xmlns:r="http://schemas.openxmlformats.org/officeDocument/2006/relationships" xmlns:m="http://schemas.openxmlformats.org/officeDocument/2006/math" xmlns:v="urn:schemas-microsoft-com:vml" xmlns:wp14="http://schemas.microsoft.com/office/word/2010/wordprocessingDrawing" xmlns:wp="http://schemas.openxmlformats.org/drawingml/2006/wordprocessingDrawing" xmlns:w10="urn:schemas-microsoft-com:office:word" xmlns:w="http://schemas.openxmlformats.org/wordprocessingml/2006/main" xmlns:w14="http://schemas.microsoft.com/office/word/2010/wordml" xmlns:w15="http://schemas.microsoft.com/office/word/2012/wordml" xmlns:w16cex="http://schemas.microsoft.com/office/word/2018/wordml/cex" xmlns:w16cid="http://schemas.microsoft.com/office/word/2016/wordml/cid" xmlns:w16="http://schemas.microsoft.com/office/word/2018/wordml" xmlns:w16se="http://schemas.microsoft.com/office/word/2015/wordml/symex" xmlns:wpg="http://schemas.microsoft.com/office/word/2010/wordprocessingGroup" xmlns:wpi="http://schemas.microsoft.com/office/word/2010/wordprocessingInk" xmlns:wne="http://schemas.microsoft.com/office/word/2006/wordml" xmlns:wps="http://schemas.microsoft.com/office/word/2010/wordprocessingShape" mc:Ignorable="w14 w15 w16se w16cid w16 w16cex wp14">
   <w:abstractNum w:abstractNumId="0" w15:restartNumberingAfterBreak="0">
     <w:nsid w:val="FFFFFF7C"/>
     <w:multiLevelType w:val="singleLevel"/>
@@ -2597,7 +2291,7 @@
 </file>
 
 <file path=word/styles.xml><?xml version="1.0" encoding="utf-8"?>
-<w:styles xmlns:mc="http://schemas.openxmlformats.org/markup-compatibility/2006" xmlns:r="http://schemas.openxmlformats.org/officeDocument/2006/relationships" xmlns:w="http://schemas.openxmlformats.org/wordprocessingml/2006/main" xmlns:w14="http://schemas.microsoft.com/office/word/2010/wordml" xmlns:w15="http://schemas.microsoft.com/office/word/2012/wordml" xmlns:w16cid="http://schemas.microsoft.com/office/word/2016/wordml/cid" xmlns:w16se="http://schemas.microsoft.com/office/word/2015/wordml/symex" mc:Ignorable="w14 w15 w16se w16cid">
+<w:styles xmlns:mc="http://schemas.openxmlformats.org/markup-compatibility/2006" xmlns:r="http://schemas.openxmlformats.org/officeDocument/2006/relationships" xmlns:w="http://schemas.openxmlformats.org/wordprocessingml/2006/main" xmlns:w14="http://schemas.microsoft.com/office/word/2010/wordml" xmlns:w15="http://schemas.microsoft.com/office/word/2012/wordml" xmlns:w16cex="http://schemas.microsoft.com/office/word/2018/wordml/cex" xmlns:w16cid="http://schemas.microsoft.com/office/word/2016/wordml/cid" xmlns:w16="http://schemas.microsoft.com/office/word/2018/wordml" xmlns:w16se="http://schemas.microsoft.com/office/word/2015/wordml/symex" mc:Ignorable="w14 w15 w16se w16cid w16 w16cex">
   <w:docDefaults>
     <w:rPrDefault>
       <w:rPr>
@@ -2613,7 +2307,7 @@
       </w:pPr>
     </w:pPrDefault>
   </w:docDefaults>
-  <w:latentStyles w:defLockedState="0" w:defUIPriority="99" w:defSemiHidden="0" w:defUnhideWhenUsed="0" w:defQFormat="0" w:count="375">
+  <w:latentStyles w:defLockedState="0" w:defUIPriority="99" w:defSemiHidden="0" w:defUnhideWhenUsed="0" w:defQFormat="0" w:count="376">
     <w:lsdException w:name="Normal" w:uiPriority="0" w:qFormat="1"/>
     <w:lsdException w:name="heading 1" w:uiPriority="9" w:qFormat="1"/>
     <w:lsdException w:name="heading 2" w:semiHidden="1" w:uiPriority="9" w:unhideWhenUsed="1" w:qFormat="1"/>
@@ -2719,7 +2413,6 @@
     <w:lsdException w:name="HTML Sample" w:semiHidden="1" w:unhideWhenUsed="1"/>
     <w:lsdException w:name="HTML Typewriter" w:semiHidden="1" w:unhideWhenUsed="1"/>
     <w:lsdException w:name="HTML Variable" w:semiHidden="1" w:unhideWhenUsed="1"/>
-    <w:lsdException w:name="Normal Table" w:semiHidden="1" w:unhideWhenUsed="1"/>
     <w:lsdException w:name="annotation subject" w:semiHidden="1" w:unhideWhenUsed="1"/>
     <w:lsdException w:name="No List" w:semiHidden="1" w:unhideWhenUsed="1"/>
     <w:lsdException w:name="Outline List 1" w:semiHidden="1" w:unhideWhenUsed="1"/>
@@ -2766,10 +2459,8 @@
     <w:lsdException w:name="Table Subtle 2" w:semiHidden="1" w:unhideWhenUsed="1"/>
     <w:lsdException w:name="Table Web 1" w:semiHidden="1" w:unhideWhenUsed="1"/>
     <w:lsdException w:name="Table Web 2" w:semiHidden="1" w:unhideWhenUsed="1"/>
-    <w:lsdException w:name="Table Web 3" w:semiHidden="1" w:unhideWhenUsed="1"/>
     <w:lsdException w:name="Balloon Text" w:semiHidden="1" w:unhideWhenUsed="1"/>
     <w:lsdException w:name="Table Grid" w:uiPriority="59"/>
-    <w:lsdException w:name="Table Theme" w:semiHidden="1" w:unhideWhenUsed="1"/>
     <w:lsdException w:name="Placeholder Text" w:semiHidden="1"/>
     <w:lsdException w:name="No Spacing" w:uiPriority="1" w:qFormat="1"/>
     <w:lsdException w:name="Light Shading" w:uiPriority="60"/>
@@ -2881,10 +2572,6 @@
     <w:lsdException w:name="Book Title" w:uiPriority="33" w:qFormat="1"/>
     <w:lsdException w:name="Bibliography" w:semiHidden="1" w:uiPriority="37" w:unhideWhenUsed="1"/>
     <w:lsdException w:name="TOC Heading" w:semiHidden="1" w:uiPriority="39" w:unhideWhenUsed="1" w:qFormat="1"/>
-    <w:lsdException w:name="Grid Table Light" w:semiHidden="1" w:unhideWhenUsed="1"/>
-    <w:lsdException w:name="Grid Table 1 Light" w:semiHidden="1" w:unhideWhenUsed="1"/>
-    <w:lsdException w:name="Grid Table 2" w:semiHidden="1" w:unhideWhenUsed="1"/>
-    <w:lsdException w:name="Grid Table 3" w:semiHidden="1" w:unhideWhenUsed="1"/>
     <w:lsdException w:name="Grid Table 4" w:uiPriority="49"/>
     <w:lsdException w:name="Grid Table 5 Dark" w:uiPriority="50"/>
     <w:lsdException w:name="Grid Table 6 Colorful" w:uiPriority="51"/>
@@ -2984,6 +2671,7 @@
     <w:lsdException w:name="Smart Hyperlink" w:semiHidden="1" w:unhideWhenUsed="1"/>
     <w:lsdException w:name="Hashtag" w:semiHidden="1" w:unhideWhenUsed="1"/>
     <w:lsdException w:name="Unresolved Mention" w:semiHidden="1" w:unhideWhenUsed="1"/>
+    <w:lsdException w:name="Smart Link" w:semiHidden="1" w:unhideWhenUsed="1"/>
   </w:latentStyles>
   <w:style w:type="paragraph" w:default="1" w:styleId="Normal">
     <w:name w:val="Normal"/>
